--- a/examples/word/paragraph-formatting.docx
+++ b/examples/word/paragraph-formatting.docx
@@ -346,7 +346,6 @@
           <w:bCs/>
           <w:iCs/>
           <w:szCs w:val="28"/>
-          <w:rtl/>
         </w:rPr>
       </w:pPr>
       <w:r>
@@ -670,7 +669,7 @@
     </w:p>
     <w:p>
       <w:pPr>
-        <w:textAlignment xmlns:w="http://schemas.openxmlformats.org/wordprocessingml/2006/main" w:val="center"/>
+        <w:textAlignment w:val="center"/>
       </w:pPr>
       <w:r>
         <w:rPr/>
@@ -679,7 +678,7 @@
     </w:p>
     <w:p>
       <w:pPr>
-        <w:textAlignment xmlns:w="http://schemas.openxmlformats.org/wordprocessingml/2006/main" w:val="top"/>
+        <w:textAlignment w:val="top"/>
       </w:pPr>
       <w:r>
         <w:rPr/>
@@ -754,7 +753,7 @@
     <w:p>
       <w:pPr>
         <w:adjustRightInd xmlns:w="http://schemas.openxmlformats.org/wordprocessingml/2006/main" w:val="0"/>
-        <w:snapToGrid xmlns:w="http://schemas.openxmlformats.org/wordprocessingml/2006/main" w:val="0"/>
+        <w:snapToGrid w:val="false"/>
         <w:mirrorIndents xmlns:w="http://schemas.openxmlformats.org/wordprocessingml/2006/main" w:val="1"/>
       </w:pPr>
       <w:r>
@@ -777,7 +776,7 @@
     </w:p>
     <w:p>
       <w:pPr>
-        <w:textboxTightWrap xmlns:w="http://schemas.openxmlformats.org/wordprocessingml/2006/main" w:val="allLines"/>
+        <w:textboxTightWrap w:val="allLines"/>
         <w:divId xmlns:w="http://schemas.openxmlformats.org/wordprocessingml/2006/main" w:val="123456"/>
       </w:pPr>
       <w:r>
@@ -1023,7 +1022,7 @@
 </file>
 
 <file path=word/styles.xml><?xml version="1.0" encoding="utf-8"?>
-<w:styles xmlns:w="http://schemas.openxmlformats.org/wordprocessingml/2006/main">
+<w:styles xmlns:w14="http://schemas.microsoft.com/office/word/2010/wordml" xmlns:mc="http://schemas.openxmlformats.org/markup-compatibility/2006" xmlns:w="http://schemas.openxmlformats.org/wordprocessingml/2006/main" mc:Ignorable="w14">
   <w:docDefaults>
     <w:rPrDefault>
       <w:rPr>
